--- a/fuentes/CF1_27040109_DU.docx
+++ b/fuentes/CF1_27040109_DU.docx
@@ -560,7 +560,7 @@
             </w:rPr>
             <w:fldChar w:fldCharType="separate"/>
           </w:r>
-          <w:hyperlink w:anchor="_Toc209444305" w:history="1">
+          <w:hyperlink w:anchor="_Toc210931991" w:history="1">
             <w:r>
               <w:rPr>
                 <w:rStyle w:val="Hipervnculo"/>
@@ -587,7 +587,7 @@
                 <w:noProof/>
                 <w:webHidden/>
               </w:rPr>
-              <w:instrText xml:space="preserve"> PAGEREF _Toc209444305 \h </w:instrText>
+              <w:instrText xml:space="preserve"> PAGEREF _Toc210931991 \h </w:instrText>
             </w:r>
             <w:r>
               <w:rPr>
@@ -634,20 +634,38 @@
               <w14:ligatures w14:val="none"/>
             </w:rPr>
           </w:pPr>
-          <w:hyperlink w:anchor="_Toc209444306" w:history="1">
+          <w:hyperlink w:anchor="_Toc210931992" w:history="1">
             <w:r>
               <w:rPr>
                 <w:rStyle w:val="Hipervnculo"/>
                 <w:noProof/>
               </w:rPr>
-              <w:t>1.Cultivo</w:t>
+              <w:t>1.</w:t>
+            </w:r>
+            <w:r>
+              <w:rPr>
+                <w:rFonts w:eastAsiaTheme="minorEastAsia"/>
+                <w:noProof/>
+                <w:kern w:val="0"/>
+                <w:sz w:val="22"/>
+                <w:lang w:eastAsia="es-CO"/>
+                <w14:ligatures w14:val="none"/>
+              </w:rPr>
+              <w:t xml:space="preserve"> </w:t>
+            </w:r>
+            <w:r>
+              <w:rPr>
+                <w:rStyle w:val="Hipervnculo"/>
+                <w:noProof/>
+              </w:rPr>
+              <w:t>Cultivo</w:t>
             </w:r>
             <w:r>
               <w:rPr>
                 <w:noProof/>
                 <w:webHidden/>
               </w:rPr>
-              <w:t>…………………………………………………………………………………………………………………..</w:t>
+              <w:t>………………………………………………………………………………………………………………….</w:t>
             </w:r>
             <w:r>
               <w:rPr>
@@ -661,7 +679,7 @@
                 <w:noProof/>
                 <w:webHidden/>
               </w:rPr>
-              <w:instrText xml:space="preserve"> PAGEREF _Toc209444306 \h </w:instrText>
+              <w:instrText xml:space="preserve"> PAGEREF _Toc210931992 \h </w:instrText>
             </w:r>
             <w:r>
               <w:rPr>
@@ -708,20 +726,38 @@
               <w14:ligatures w14:val="none"/>
             </w:rPr>
           </w:pPr>
-          <w:hyperlink w:anchor="_Toc209444307" w:history="1">
+          <w:hyperlink w:anchor="_Toc210931993" w:history="1">
             <w:r>
               <w:rPr>
                 <w:rStyle w:val="Hipervnculo"/>
                 <w:noProof/>
               </w:rPr>
-              <w:t>2.Recursos en la producción agrícola</w:t>
+              <w:t>2.</w:t>
+            </w:r>
+            <w:r>
+              <w:rPr>
+                <w:rFonts w:eastAsiaTheme="minorEastAsia"/>
+                <w:noProof/>
+                <w:kern w:val="0"/>
+                <w:sz w:val="22"/>
+                <w:lang w:eastAsia="es-CO"/>
+                <w14:ligatures w14:val="none"/>
+              </w:rPr>
+              <w:t xml:space="preserve"> </w:t>
+            </w:r>
+            <w:r>
+              <w:rPr>
+                <w:rStyle w:val="Hipervnculo"/>
+                <w:noProof/>
+              </w:rPr>
+              <w:t>Recursos en la producción agrícola</w:t>
             </w:r>
             <w:r>
               <w:rPr>
                 <w:noProof/>
                 <w:webHidden/>
               </w:rPr>
-              <w:t>………………………………………………………………………</w:t>
+              <w:t>……………………………………………………………………..</w:t>
             </w:r>
             <w:r>
               <w:rPr>
@@ -735,7 +771,7 @@
                 <w:noProof/>
                 <w:webHidden/>
               </w:rPr>
-              <w:instrText xml:space="preserve"> PAGEREF _Toc209444307 \h </w:instrText>
+              <w:instrText xml:space="preserve"> PAGEREF _Toc210931993 \h </w:instrText>
             </w:r>
             <w:r>
               <w:rPr>
@@ -781,7 +817,7 @@
               <w14:ligatures w14:val="none"/>
             </w:rPr>
           </w:pPr>
-          <w:hyperlink w:anchor="_Toc209444308" w:history="1">
+          <w:hyperlink w:anchor="_Toc210931994" w:history="1">
             <w:r>
               <w:rPr>
                 <w:rStyle w:val="Hipervnculo"/>
@@ -808,7 +844,7 @@
                 <w:noProof/>
                 <w:webHidden/>
               </w:rPr>
-              <w:instrText xml:space="preserve"> PAGEREF _Toc209444308 \h </w:instrText>
+              <w:instrText xml:space="preserve"> PAGEREF _Toc210931994 \h </w:instrText>
             </w:r>
             <w:r>
               <w:rPr>
@@ -854,7 +890,7 @@
               <w14:ligatures w14:val="none"/>
             </w:rPr>
           </w:pPr>
-          <w:hyperlink w:anchor="_Toc209444309" w:history="1">
+          <w:hyperlink w:anchor="_Toc210931995" w:history="1">
             <w:r>
               <w:rPr>
                 <w:rStyle w:val="Hipervnculo"/>
@@ -881,7 +917,7 @@
                 <w:noProof/>
                 <w:webHidden/>
               </w:rPr>
-              <w:instrText xml:space="preserve"> PAGEREF _Toc209444309 \h </w:instrText>
+              <w:instrText xml:space="preserve"> PAGEREF _Toc210931995 \h </w:instrText>
             </w:r>
             <w:r>
               <w:rPr>
@@ -927,7 +963,7 @@
               <w14:ligatures w14:val="none"/>
             </w:rPr>
           </w:pPr>
-          <w:hyperlink w:anchor="_Toc209444310" w:history="1">
+          <w:hyperlink w:anchor="_Toc210931996" w:history="1">
             <w:r>
               <w:rPr>
                 <w:rStyle w:val="Hipervnculo"/>
@@ -954,7 +990,7 @@
                 <w:noProof/>
                 <w:webHidden/>
               </w:rPr>
-              <w:instrText xml:space="preserve"> PAGEREF _Toc209444310 \h </w:instrText>
+              <w:instrText xml:space="preserve"> PAGEREF _Toc210931996 \h </w:instrText>
             </w:r>
             <w:r>
               <w:rPr>
@@ -1000,7 +1036,7 @@
               <w14:ligatures w14:val="none"/>
             </w:rPr>
           </w:pPr>
-          <w:hyperlink w:anchor="_Toc209444311" w:history="1">
+          <w:hyperlink w:anchor="_Toc210931997" w:history="1">
             <w:r>
               <w:rPr>
                 <w:rStyle w:val="Hipervnculo"/>
@@ -1028,7 +1064,7 @@
                 <w:noProof/>
                 <w:webHidden/>
               </w:rPr>
-              <w:instrText xml:space="preserve"> PAGEREF _Toc209444311 \h </w:instrText>
+              <w:instrText xml:space="preserve"> PAGEREF _Toc210931997 \h </w:instrText>
             </w:r>
             <w:r>
               <w:rPr>
@@ -1074,7 +1110,7 @@
               <w14:ligatures w14:val="none"/>
             </w:rPr>
           </w:pPr>
-          <w:hyperlink w:anchor="_Toc209444312" w:history="1">
+          <w:hyperlink w:anchor="_Toc210931998" w:history="1">
             <w:r>
               <w:rPr>
                 <w:rStyle w:val="Hipervnculo"/>
@@ -1101,7 +1137,7 @@
                 <w:noProof/>
                 <w:webHidden/>
               </w:rPr>
-              <w:instrText xml:space="preserve"> PAGEREF _Toc209444312 \h </w:instrText>
+              <w:instrText xml:space="preserve"> PAGEREF _Toc210931998 \h </w:instrText>
             </w:r>
             <w:r>
               <w:rPr>
@@ -1177,7 +1213,7 @@
         </w:numPr>
         <w:ind w:left="1068"/>
       </w:pPr>
-      <w:bookmarkStart w:id="0" w:name="_Toc209444305"/>
+      <w:bookmarkStart w:id="0" w:name="_Toc210931991"/>
       <w:r>
         <w:lastRenderedPageBreak/>
         <w:t>Introducción</w:t>
@@ -1528,7 +1564,7 @@
       <w:pPr>
         <w:pStyle w:val="Ttulo1"/>
       </w:pPr>
-      <w:bookmarkStart w:id="1" w:name="_Toc209444306"/>
+      <w:bookmarkStart w:id="1" w:name="_Toc210931992"/>
       <w:r>
         <w:lastRenderedPageBreak/>
         <w:t>Cultivo</w:t>
@@ -3662,7 +3698,7 @@
       <w:pPr>
         <w:pStyle w:val="Ttulo1"/>
       </w:pPr>
-      <w:bookmarkStart w:id="2" w:name="_Toc209444307"/>
+      <w:bookmarkStart w:id="2" w:name="_Toc210931993"/>
       <w:r>
         <w:lastRenderedPageBreak/>
         <w:t>Recursos en la producción agrícola</w:t>
@@ -4906,10 +4942,10 @@
           <w:lang w:eastAsia="es-CO"/>
         </w:rPr>
         <w:drawing>
-          <wp:inline distT="0" distB="0" distL="0" distR="0" wp14:anchorId="4F79A27B" wp14:editId="635878D2">
-            <wp:extent cx="5774566" cy="1749586"/>
-            <wp:effectExtent l="0" t="0" r="0" b="3175"/>
-            <wp:docPr id="29" name="Imagen 29" descr="Muestra un plan de producción agrícola con actividades organizadas por responsable, etapa, recursos, fechas, duración y estado de avance."/>
+          <wp:inline distT="0" distB="0" distL="0" distR="0" wp14:anchorId="72BB5C67" wp14:editId="13FF8944">
+            <wp:extent cx="5823706" cy="1764475"/>
+            <wp:effectExtent l="0" t="0" r="5715" b="7620"/>
+            <wp:docPr id="1" name="Imagen 1" descr="Muestra un plan de producción agrícola con actividades organizadas por responsable, etapa, recursos, fechas, duración y estado de avance."/>
             <wp:cNvGraphicFramePr>
               <a:graphicFrameLocks xmlns:a="http://schemas.openxmlformats.org/drawingml/2006/main" noChangeAspect="1"/>
             </wp:cNvGraphicFramePr>
@@ -4917,7 +4953,7 @@
               <a:graphicData uri="http://schemas.openxmlformats.org/drawingml/2006/picture">
                 <pic:pic xmlns:pic="http://schemas.openxmlformats.org/drawingml/2006/picture">
                   <pic:nvPicPr>
-                    <pic:cNvPr id="29" name="Imagen 29" descr="Muestra un plan de producción agrícola con actividades organizadas por responsable, etapa, recursos, fechas, duración y estado de avance."/>
+                    <pic:cNvPr id="1" name="Imagen 1" descr="Muestra un plan de producción agrícola con actividades organizadas por responsable, etapa, recursos, fechas, duración y estado de avance."/>
                     <pic:cNvPicPr>
                       <a:picLocks noChangeAspect="1" noChangeArrowheads="1"/>
                     </pic:cNvPicPr>
@@ -4938,7 +4974,7 @@
                   <pic:spPr bwMode="auto">
                     <a:xfrm>
                       <a:off x="0" y="0"/>
-                      <a:ext cx="5811093" cy="1760653"/>
+                      <a:ext cx="5881747" cy="1782060"/>
                     </a:xfrm>
                     <a:prstGeom prst="rect">
                       <a:avLst/>
@@ -5063,7 +5099,7 @@
         </w:numPr>
         <w:ind w:left="1068" w:hanging="360"/>
       </w:pPr>
-      <w:bookmarkStart w:id="3" w:name="_Toc209444308"/>
+      <w:bookmarkStart w:id="3" w:name="_Toc210931994"/>
       <w:r>
         <w:lastRenderedPageBreak/>
         <w:t>Síntesis</w:t>
@@ -5089,12 +5125,6 @@
           <w:lang w:eastAsia="es-CO"/>
         </w:rPr>
       </w:pPr>
-      <w:r>
-        <w:rPr>
-          <w:lang w:eastAsia="es-CO"/>
-        </w:rPr>
-        <w:t>.</w:t>
-      </w:r>
     </w:p>
     <w:p>
       <w:pPr>
@@ -5163,7 +5193,7 @@
         </w:numPr>
         <w:ind w:left="1068"/>
       </w:pPr>
-      <w:bookmarkStart w:id="4" w:name="_Toc209444309"/>
+      <w:bookmarkStart w:id="4" w:name="_Toc210931995"/>
       <w:r>
         <w:lastRenderedPageBreak/>
         <w:t>Material complementario</w:t>
@@ -5267,15 +5297,7 @@
               <w:pStyle w:val="TextoTablas"/>
             </w:pPr>
             <w:r>
-              <w:t xml:space="preserve">Medina, P. (2025). Las mujeres </w:t>
-            </w:r>
-            <w:proofErr w:type="spellStart"/>
-            <w:r>
-              <w:t>Wayúu</w:t>
-            </w:r>
-            <w:proofErr w:type="spellEnd"/>
-            <w:r>
-              <w:t xml:space="preserve"> que desafían al desierto: “¡Nuestra tierra ahora está viva!”. El País.</w:t>
+              <w:t>Medina, P. (2025). Las mujeres Wayúu que desafían al desierto: “¡Nuestra tierra ahora está viva!”. El País.</w:t>
             </w:r>
           </w:p>
         </w:tc>
@@ -5464,7 +5486,7 @@
         </w:numPr>
         <w:ind w:left="1068"/>
       </w:pPr>
-      <w:bookmarkStart w:id="5" w:name="_Toc209444310"/>
+      <w:bookmarkStart w:id="5" w:name="_Toc210931996"/>
       <w:r>
         <w:lastRenderedPageBreak/>
         <w:t>Glosario</w:t>
@@ -5868,7 +5890,7 @@
         </w:numPr>
         <w:ind w:left="1068"/>
       </w:pPr>
-      <w:bookmarkStart w:id="6" w:name="_Toc209444311"/>
+      <w:bookmarkStart w:id="6" w:name="_Toc210931997"/>
       <w:r>
         <w:rPr>
           <w:bdr w:val="none" w:sz="0" w:space="0" w:color="auto" w:frame="1"/>
@@ -6074,7 +6096,7 @@
         </w:numPr>
         <w:ind w:left="708"/>
       </w:pPr>
-      <w:bookmarkStart w:id="7" w:name="_Toc209444312"/>
+      <w:bookmarkStart w:id="7" w:name="_Toc210931998"/>
       <w:r>
         <w:lastRenderedPageBreak/>
         <w:t>Créditos</w:t>
@@ -6159,13 +6181,8 @@
             <w:pPr>
               <w:pStyle w:val="TextoTablas"/>
             </w:pPr>
-            <w:proofErr w:type="spellStart"/>
-            <w:r>
-              <w:t>Milady</w:t>
-            </w:r>
-            <w:proofErr w:type="spellEnd"/>
-            <w:r>
-              <w:t xml:space="preserve"> Tatiana Villamil Castellanos</w:t>
+            <w:r>
+              <w:t>Milady Tatiana Villamil Castellanos</w:t>
             </w:r>
           </w:p>
         </w:tc>
@@ -6254,13 +6271,8 @@
               <w:pStyle w:val="TextoTablas"/>
             </w:pPr>
             <w:r>
-              <w:t xml:space="preserve">Andrés Javier Pacheco </w:t>
-            </w:r>
-            <w:proofErr w:type="spellStart"/>
-            <w:r>
-              <w:t>Wandurraga</w:t>
-            </w:r>
-            <w:proofErr w:type="spellEnd"/>
+              <w:t>Andrés Javier Pacheco Wandurraga</w:t>
+            </w:r>
           </w:p>
         </w:tc>
         <w:tc>
@@ -6881,7 +6893,7 @@
         <v:path o:extrusionok="f" gradientshapeok="t" o:connecttype="rect"/>
         <o:lock v:ext="edit" aspectratio="t"/>
       </v:shapetype>
-      <v:shape id="_x0000_i1046" type="#_x0000_t75" style="width:10.3pt;height:10.3pt" o:bullet="t">
+      <v:shape id="_x0000_i1035" type="#_x0000_t75" style="width:9.95pt;height:9.95pt" o:bullet="t">
         <v:imagedata r:id="rId1" o:title="mso8C56"/>
       </v:shape>
     </w:pict>
@@ -13909,10 +13921,6 @@
 </file>
 
 <file path=customXml/item1.xml><?xml version="1.0" encoding="utf-8"?>
-<b:Sources xmlns:b="http://schemas.openxmlformats.org/officeDocument/2006/bibliography" xmlns="http://schemas.openxmlformats.org/officeDocument/2006/bibliography" SelectedStyle="\APASixthEditionOfficeOnline.xsl" StyleName="APA" Version="6"/>
-</file>
-
-<file path=customXml/item2.xml><?xml version="1.0" encoding="utf-8"?>
 <p:properties xmlns:p="http://schemas.microsoft.com/office/2006/metadata/properties" xmlns:xsi="http://www.w3.org/2001/XMLSchema-instance" xmlns:pc="http://schemas.microsoft.com/office/infopath/2007/PartnerControls">
   <documentManagement>
     <TaxCatchAll xmlns="285d351f-f218-493a-825f-85a9dfbde315" xsi:nil="true"/>
@@ -13923,7 +13931,7 @@
 </p:properties>
 </file>
 
-<file path=customXml/item3.xml><?xml version="1.0" encoding="utf-8"?>
+<file path=customXml/item2.xml><?xml version="1.0" encoding="utf-8"?>
 <ct:contentTypeSchema xmlns:ct="http://schemas.microsoft.com/office/2006/metadata/contentType" xmlns:ma="http://schemas.microsoft.com/office/2006/metadata/properties/metaAttributes" ct:_="" ma:_="" ma:contentTypeName="Documento" ma:contentTypeID="0x0101005D7421CBAB376F47AC1876466873BE0C" ma:contentTypeVersion="11" ma:contentTypeDescription="Crear nuevo documento." ma:contentTypeScope="" ma:versionID="2b4f891a1a5ad88e3e621500c8553ae4">
   <xsd:schema xmlns:xsd="http://www.w3.org/2001/XMLSchema" xmlns:xs="http://www.w3.org/2001/XMLSchema" xmlns:p="http://schemas.microsoft.com/office/2006/metadata/properties" xmlns:ns2="55abea07-cd72-4a95-add0-1082a24cf9e9" xmlns:ns3="285d351f-f218-493a-825f-85a9dfbde315" targetNamespace="http://schemas.microsoft.com/office/2006/metadata/properties" ma:root="true" ma:fieldsID="4883b2e7c543eac85f1b7e21127c6f20" ns2:_="" ns3:_="">
     <xsd:import namespace="55abea07-cd72-4a95-add0-1082a24cf9e9"/>
@@ -14118,7 +14126,7 @@
 </ct:contentTypeSchema>
 </file>
 
-<file path=customXml/item4.xml><?xml version="1.0" encoding="utf-8"?>
+<file path=customXml/item3.xml><?xml version="1.0" encoding="utf-8"?>
 <?mso-contentType ?>
 <FormTemplates xmlns="http://schemas.microsoft.com/sharepoint/v3/contenttype/forms">
   <Display>DocumentLibraryForm</Display>
@@ -14127,15 +14135,11 @@
 </FormTemplates>
 </file>
 
-<file path=customXml/itemProps1.xml><?xml version="1.0" encoding="utf-8"?>
-<ds:datastoreItem xmlns:ds="http://schemas.openxmlformats.org/officeDocument/2006/customXml" ds:itemID="{A9F2CEBA-C824-4C86-81A8-E32CBD0EB92D}">
-  <ds:schemaRefs>
-    <ds:schemaRef ds:uri="http://schemas.openxmlformats.org/officeDocument/2006/bibliography"/>
-  </ds:schemaRefs>
-</ds:datastoreItem>
+<file path=customXml/item4.xml><?xml version="1.0" encoding="utf-8"?>
+<b:Sources xmlns:b="http://schemas.openxmlformats.org/officeDocument/2006/bibliography" xmlns="http://schemas.openxmlformats.org/officeDocument/2006/bibliography" SelectedStyle="\APASixthEditionOfficeOnline.xsl" StyleName="APA" Version="6"/>
 </file>
 
-<file path=customXml/itemProps2.xml><?xml version="1.0" encoding="utf-8"?>
+<file path=customXml/itemProps1.xml><?xml version="1.0" encoding="utf-8"?>
 <ds:datastoreItem xmlns:ds="http://schemas.openxmlformats.org/officeDocument/2006/customXml" ds:itemID="{26259216-AD86-464A-AEAD-95B1F9E17392}">
   <ds:schemaRefs>
     <ds:schemaRef ds:uri="http://schemas.microsoft.com/office/2006/metadata/properties"/>
@@ -14146,14 +14150,22 @@
 </ds:datastoreItem>
 </file>
 
-<file path=customXml/itemProps3.xml><?xml version="1.0" encoding="utf-8"?>
-<ds:datastoreItem xmlns:ds="http://schemas.openxmlformats.org/officeDocument/2006/customXml" ds:itemID="{8F8E80F3-6314-4306-9CE1-D9D5239744C3}"/>
+<file path=customXml/itemProps2.xml><?xml version="1.0" encoding="utf-8"?>
+<ds:datastoreItem xmlns:ds="http://schemas.openxmlformats.org/officeDocument/2006/customXml" ds:itemID="{10253ABE-2BF1-44F3-96BB-F460B7B9E969}"/>
 </file>
 
-<file path=customXml/itemProps4.xml><?xml version="1.0" encoding="utf-8"?>
+<file path=customXml/itemProps3.xml><?xml version="1.0" encoding="utf-8"?>
 <ds:datastoreItem xmlns:ds="http://schemas.openxmlformats.org/officeDocument/2006/customXml" ds:itemID="{D00A4A46-BDBD-48AC-87B9-2BA42D9CC06F}">
   <ds:schemaRefs>
     <ds:schemaRef ds:uri="http://schemas.microsoft.com/sharepoint/v3/contenttype/forms"/>
   </ds:schemaRefs>
 </ds:datastoreItem>
+</file>
+
+<file path=customXml/itemProps4.xml><?xml version="1.0" encoding="utf-8"?>
+<ds:datastoreItem xmlns:ds="http://schemas.openxmlformats.org/officeDocument/2006/customXml" ds:itemID="{A9F2CEBA-C824-4C86-81A8-E32CBD0EB92D}">
+  <ds:schemaRefs>
+    <ds:schemaRef ds:uri="http://schemas.openxmlformats.org/officeDocument/2006/bibliography"/>
+  </ds:schemaRefs>
+</ds:datastoreItem>
 </file>